--- a/products-storage/10-avans-usloviya-i-pribyl/10-otvet-na-trebovanie-o-vozvrate-avansa.docx
+++ b/products-storage/10-avans-usloviya-i-pribyl/10-otvet-na-trebovanie-o-vozvrate-avansa.docx
@@ -29,7 +29,7 @@
     </w:p>
     <w:p>
       <w:r>
-        <w:t>Основание прекращения договора по документу № {{...}} от {{...}}; расхождения с требованием: {{ПОЗИЦИИ, СУММЫ, ДОКАЗАТЕЛЬСТВА}}.</w:t>
+        <w:t>Статус договора: {{ДЕЙСТВУЕТ / ПРЕКРАЩЁН / ПРЕКРАЩЕНИЕ ОСПАРИВАЕТСЯ — ВЫБРАТЬ}}. {{ЕСЛИ ДЕЙСТВУЕТ: просим указать договорное или законное основание возврата аванса и подтверждающие обстоятельства. Наша позиция по указанному основанию: ...}} {{ЕСЛИ ПРЕКРАЩЁН: основание и документ ...; дата прекращения ...; подтверждение доставки уведомления либо вступления судебного акта в силу ...; последствия для расчётов ...}}. {{ЕСЛИ ПРЕКРАЩЕНИЕ ОСПАРИВАЕТСЯ: уведомление/акт ...; основания возражений ...; позиция по статусу договора ...; подтверждения ...}}. Расхождения с требованием: {{ПОЗИЦИИ, СУММЫ, ОСНОВАНИЯ, ДОКАЗАТЕЛЬСТВА}}.</w:t>
       </w:r>
     </w:p>
     <w:p>
@@ -63,6 +63,7 @@
       </w:tblGrid>
       <w:tr>
         <w:trPr>
+          <w:cantSplit/>
           <w:cantSplit/>
         </w:trPr>
         <w:tc>
